--- a/a7/packages/A7 Unit 3 - Exponents and Scientific Notation/Lessons/3.03/A7 3.03 Exponential Expressions - Lesson Plan.docx
+++ b/a7/packages/A7 Unit 3 - Exponents and Scientific Notation/Lessons/3.03/A7 3.03 Exponential Expressions - Lesson Plan.docx
@@ -1604,7 +1604,7 @@
                 <w:color w:val="1A1A1A"/>
                 <w:sz w:val="19"/>
               </w:rPr>
-              <w:t>Post the target; say the 'today' line and nothing else yet.</w:t>
+              <w:t>Post the target; say the one line the Teacher's Edition gives for it, and nothing else yet.</w:t>
             </w:r>
           </w:p>
         </w:tc>

--- a/a7/packages/A7 Unit 3 - Exponents and Scientific Notation/Lessons/3.03/A7 3.03 Exponential Expressions - Lesson Plan.docx
+++ b/a7/packages/A7 Unit 3 - Exponents and Scientific Notation/Lessons/3.03/A7 3.03 Exponential Expressions - Lesson Plan.docx
@@ -939,7 +939,7 @@
                 <w:color w:val="1A1A1A"/>
                 <w:sz w:val="20"/>
               </w:rPr>
-              <w:t>Notes II and board 9 — the same expression is carried to the end by two different plans, written side by side, and the two answers are compared.</w:t>
+              <w:t>Notes II and board 9 — one expression is carried to the end by two different plans, written side by side, and the two answers are compared.</w:t>
             </w:r>
           </w:p>
         </w:tc>
@@ -5329,7 +5329,7 @@
                 <w:color w:val="1A1A1A"/>
                 <w:sz w:val="18"/>
               </w:rPr>
-              <w:t>Winston writes (2</w:t>
+              <w:t>Winston writes (4</w:t>
             </w:r>
             <w:r>
               <w:rPr>
@@ -5339,7 +5339,7 @@
                 <w:sz w:val="18"/>
                 <w:vertAlign w:val="superscript"/>
               </w:rPr>
-              <w:t>6</w:t>
+              <w:t>7</w:t>
             </w:r>
             <w:r>
               <w:rPr>
@@ -5348,7 +5348,7 @@
                 <w:color w:val="1A1A1A"/>
                 <w:sz w:val="18"/>
               </w:rPr>
-              <w:t>/2</w:t>
+              <w:t>/4</w:t>
             </w:r>
             <w:r>
               <w:rPr>
@@ -5377,6 +5377,25 @@
                 <w:sz w:val="18"/>
                 <w:vertAlign w:val="superscript"/>
               </w:rPr>
+              <w:t>2</w:t>
+            </w:r>
+            <w:r>
+              <w:rPr>
+                <w:b w:val="0"/>
+                <w:i w:val="0"/>
+                <w:color w:val="1A1A1A"/>
+                <w:sz w:val="18"/>
+              </w:rPr>
+              <w:t xml:space="preserve"> = (4</w:t>
+            </w:r>
+            <w:r>
+              <w:rPr>
+                <w:b w:val="0"/>
+                <w:i w:val="0"/>
+                <w:color w:val="1A1A1A"/>
+                <w:sz w:val="18"/>
+                <w:vertAlign w:val="superscript"/>
+              </w:rPr>
               <w:t>3</w:t>
             </w:r>
             <w:r>
@@ -5386,7 +5405,7 @@
                 <w:color w:val="1A1A1A"/>
                 <w:sz w:val="18"/>
               </w:rPr>
-              <w:t xml:space="preserve"> = (2</w:t>
+              <w:t>)</w:t>
             </w:r>
             <w:r>
               <w:rPr>
@@ -5405,7 +5424,7 @@
                 <w:color w:val="1A1A1A"/>
                 <w:sz w:val="18"/>
               </w:rPr>
-              <w:t>)</w:t>
+              <w:t>. Yvette writes (4</w:t>
             </w:r>
             <w:r>
               <w:rPr>
@@ -5415,7 +5434,7 @@
                 <w:sz w:val="18"/>
                 <w:vertAlign w:val="superscript"/>
               </w:rPr>
-              <w:t>3</w:t>
+              <w:t>7</w:t>
             </w:r>
             <w:r>
               <w:rPr>
@@ -5424,26 +5443,7 @@
                 <w:color w:val="1A1A1A"/>
                 <w:sz w:val="18"/>
               </w:rPr>
-              <w:t>. Yvette writes (2</w:t>
-            </w:r>
-            <w:r>
-              <w:rPr>
-                <w:b w:val="0"/>
-                <w:i w:val="0"/>
-                <w:color w:val="1A1A1A"/>
-                <w:sz w:val="18"/>
-                <w:vertAlign w:val="superscript"/>
-              </w:rPr>
-              <w:t>6</w:t>
-            </w:r>
-            <w:r>
-              <w:rPr>
-                <w:b w:val="0"/>
-                <w:i w:val="0"/>
-                <w:color w:val="1A1A1A"/>
-                <w:sz w:val="18"/>
-              </w:rPr>
-              <w:t>/2</w:t>
+              <w:t>/4</w:t>
             </w:r>
             <w:r>
               <w:rPr>
@@ -5472,7 +5472,7 @@
                 <w:sz w:val="18"/>
                 <w:vertAlign w:val="superscript"/>
               </w:rPr>
-              <w:t>3</w:t>
+              <w:t>2</w:t>
             </w:r>
             <w:r>
               <w:rPr>
@@ -5481,7 +5481,7 @@
                 <w:color w:val="1A1A1A"/>
                 <w:sz w:val="18"/>
               </w:rPr>
-              <w:t xml:space="preserve"> = 2</w:t>
+              <w:t xml:space="preserve"> = 4</w:t>
             </w:r>
             <w:r>
               <w:rPr>
@@ -5491,7 +5491,7 @@
                 <w:sz w:val="18"/>
                 <w:vertAlign w:val="superscript"/>
               </w:rPr>
-              <w:t>18</w:t>
+              <w:t>14</w:t>
             </w:r>
             <w:r>
               <w:rPr>
@@ -5500,7 +5500,7 @@
                 <w:color w:val="1A1A1A"/>
                 <w:sz w:val="18"/>
               </w:rPr>
-              <w:t>/2</w:t>
+              <w:t>/4</w:t>
             </w:r>
             <w:r>
               <w:rPr>
@@ -5510,7 +5510,7 @@
                 <w:sz w:val="18"/>
                 <w:vertAlign w:val="superscript"/>
               </w:rPr>
-              <w:t>12</w:t>
+              <w:t>8</w:t>
             </w:r>
             <w:r>
               <w:rPr>
@@ -5550,7 +5550,7 @@
                 <w:color w:val="9E1B32"/>
                 <w:sz w:val="18"/>
               </w:rPr>
-              <w:t>Yes — both give 2</w:t>
+              <w:t>Yes — both give 4</w:t>
             </w:r>
             <w:r>
               <w:rPr>
@@ -5569,7 +5569,7 @@
                 <w:color w:val="9E1B32"/>
                 <w:sz w:val="18"/>
               </w:rPr>
-              <w:t xml:space="preserve"> = 64</w:t>
+              <w:t xml:space="preserve"> = 4,096</w:t>
             </w:r>
           </w:p>
         </w:tc>
